--- a/members/park-jongjin/reports/학부생_주간활동보고서_4주차_박종진_22212289_20261015.docx
+++ b/members/park-jongjin/reports/학부생_주간활동보고서_4주차_박종진_22212289_20261015.docx
@@ -686,7 +686,7 @@
               <w:rPr>
                 <w:sz w:val="16"/>
               </w:rPr>
-              <w:t xml:space="preserve">STEP(10/13 수령) 최상위 38개를 OCCT로 읽어 부품 접촉(거리 0)으로 링크 판정 → 팔당 링크 4 + torso, RI85는 고정측 = 부모 · output-v1 = 자식. 출력 디스크 대칭축으로 관절 축 4개 추출, 체적 합 10.22 L(팀장 10.1 L). 발견: 팔당 RI85 4개 = </w:t>
+              <w:t xml:space="preserve">STEP(10/13 수령) 최상위 38개를 OCCT로 읽어 부품 접촉(거리 0)으로 링크 판정 → 팔당 링크 4 + torso, RI85는 고정측 = 부모 · output-v1 = 자식. 출력 디스크 대칭축으로 관절 축 4개 추출. 발견: 팔당 RI85 4개 = </w:t>
             </w:r>
             <w:r>
               <w:rPr>
@@ -1001,7 +1001,7 @@
               <w:rPr>
                 <w:sz w:val="16"/>
               </w:rPr>
-              <w:t>함태훈 결과 미수령 → STEP에서 B1 임시 메시(visual 2만 면 · collision convex hull)와 재질 가정 관성을 직접 생성. robot.xml → robot_actuated.xml → scene.xml 로드: nq 11 · nu 11 · 75.80 kg, 4자세 접촉 0. elbow_link 관성 OCCT vs trimesh 질량 0.11 % · 관성 ≤ 0.21 %.</w:t>
+              <w:t>함태훈 결과 미수령 → STEP에서 B1 임시 메시(visual 2만 면 · collision convex hull)와 재질 가정 관성을 직접 생성. robot.xml → robot_actuated.xml → scene.xml 로드: nq 11 · nu 11 · 75.80 kg, 4자세 접촉 0. 함태훈 검증 반영: 어깨 축 0.01° 일치, RI85 출력측 부품(ring2 · cover plate1) 통일 → elbow 2.268 kg 일치.</w:t>
             </w:r>
           </w:p>
         </w:tc>
@@ -1031,7 +1031,7 @@
               <w:rPr>
                 <w:sz w:val="16"/>
               </w:rPr>
-              <w:t>80 %</w:t>
+              <w:t>90 %</w:t>
             </w:r>
           </w:p>
           <w:p>
@@ -1043,7 +1043,7 @@
               <w:rPr>
                 <w:sz w:val="16"/>
               </w:rPr>
-              <w:t>(함태훈 값 대조)</w:t>
+              <w:t>(관성 한 벌 통합)</w:t>
             </w:r>
           </w:p>
         </w:tc>
@@ -1197,7 +1197,7 @@
                 <w:sz w:val="16"/>
                 <w:szCs w:val="18"/>
               </w:rPr>
-              <w:t xml:space="preserve">③ 메시 · 관성 — visual(세밀) / collision(convex hull) 분리: hull은 요크 사이를 채워 범위가 보수적(elbow 108°, 실제는 더 넓음). 관성 비교: OCCT(FreeCAD 커널) 2.1425 vs trimesh 2.1401 kg → 계산 오차보다 </w:t>
+              <w:t xml:space="preserve">③ 메시 · 관성 — visual(세밀) / collision(convex hull) 분리: hull은 요크 사이를 채워 범위가 보수적(elbow 108°, 실제는 더 넓음). 관성 비교: OCCT(FreeCAD 커널) 2.2677 vs trimesh 2.2630 kg(0.21 %) → 계산 오차보다 </w:t>
             </w:r>
             <w:r>
               <w:rPr>
@@ -1212,7 +1212,7 @@
                 <w:sz w:val="16"/>
                 <w:szCs w:val="18"/>
               </w:rPr>
-              <w:t>(BOM 대조)이 지배적. Windows 한글 경로는 STL도 assets로 넘겨야 로드(v0_mjio.py, 사용자 폴더에서 nq 11 확인).</w:t>
+              <w:t>(BOM 대조)이 지배적. 처음 함태훈 값과 0.1255 kg 차이 = 출력과 같이 도는 ring2 · cover plate1 누락이 원인. 한글 경로는 STL도 assets로 로드(v0_mjio.py).</w:t>
             </w:r>
           </w:p>
         </w:tc>
@@ -1361,7 +1361,7 @@
               <w:rPr>
                 <w:sz w:val="16"/>
               </w:rPr>
-              <w:t>CAD 팔이 RI85 4개(4-DOF)로 목표 6-DOF와 2축 차이 — 손목 추가 계획이 있는지, +z가 로봇 전방인지(좌 · 우 이름), 팔꿈치 영점 정의 유지 여부 (10/13 질의)</w:t>
+              <w:t>CAD 팔 4-DOF(목표 6-DOF) 공유 · +z 전방 여부 · 팔꿈치 영점 · 조립 이상 A1 전달 (10/13 질의) / 좌우 관절 축 +/− 규약: 거울(ICD 3.4) vs 같은 방향(G1) — B1 안은 거울 (assumptions §6)</w:t>
             </w:r>
           </w:p>
         </w:tc>
@@ -1419,7 +1419,7 @@
               <w:rPr>
                 <w:sz w:val="16"/>
               </w:rPr>
-              <w:t>RI85 사양(피크 · 정격 토크, 속도, 감속비, 로터 관성) ICD 요청서(b1/docs/icd/actuator-spec-request.md) 함태훈 검토 후 발송 / C3 평면 베이스 채택 회신 대기</w:t>
+              <w:t>RI85 사양 ICD 요청서 v0.1(함태훈 검토 반영: 출력축 반사관성 · 효율 · 백래시) 발송 / C3 평면 베이스 채택 회신 대기</w:t>
             </w:r>
           </w:p>
         </w:tc>

--- a/members/park-jongjin/reports/학부생_주간활동보고서_4주차_박종진_22212289_20261015.docx
+++ b/members/park-jongjin/reports/학부생_주간활동보고서_4주차_박종진_22212289_20261015.docx
@@ -1904,6 +1904,53 @@
           <w:sz w:val="16"/>
         </w:rPr>
         <w:t>재현: 저장소 루트에서 python members/park-jongjin/week04/scripts/v0_mjio.py b1/models/v0/mjcf/scene.xml (MuJoCo 3.15.0, 한글 경로 뷰어) — 생성 순서는 week04/log.md 3절</w:t>
+      </w:r>
+    </w:p>
+    <w:p>
+      <w:pPr>
+        <w:spacing w:after="60" w:line="276" w:lineRule="auto"/>
+      </w:pPr>
+      <w:r>
+        <w:rPr>
+          <w:sz w:val="18"/>
+        </w:rPr>
+        <w:t>C. 노트북 재현 (week04/img/repro/) — Windows · 한글 경로에서 v0_mjio.py → MuJoCo 뷰어: 영점 정지, 팔 슬라이더, base_vx 전진 정상</w:t>
+      </w:r>
+    </w:p>
+    <w:p>
+      <w:r>
+        <w:drawing>
+          <wp:inline xmlns:a="http://schemas.openxmlformats.org/drawingml/2006/main" xmlns:pic="http://schemas.openxmlformats.org/drawingml/2006/picture">
+            <wp:extent cx="5580000" cy="1736000"/>
+            <wp:docPr id="5" name="Picture 5"/>
+            <wp:cNvGraphicFramePr>
+              <a:graphicFrameLocks noChangeAspect="1"/>
+            </wp:cNvGraphicFramePr>
+            <a:graphic>
+              <a:graphicData uri="http://schemas.openxmlformats.org/drawingml/2006/picture">
+                <pic:pic>
+                  <pic:nvPicPr>
+                    <pic:cNvPr id="0" name="20261013_laptop_viewer_strip.png"/>
+                    <pic:cNvPicPr/>
+                  </pic:nvPicPr>
+                  <pic:blipFill>
+                    <a:blip r:embed="rId14"/>
+                    <a:stretch>
+                      <a:fillRect/>
+                    </a:stretch>
+                  </pic:blipFill>
+                  <pic:spPr>
+                    <a:xfrm>
+                      <a:off x="0" y="0"/>
+                      <a:ext cx="5580000" cy="1736000"/>
+                    </a:xfrm>
+                    <a:prstGeom prst="rect"/>
+                  </pic:spPr>
+                </pic:pic>
+              </a:graphicData>
+            </a:graphic>
+          </wp:inline>
+        </w:drawing>
       </w:r>
     </w:p>
     <w:sectPr>

--- a/members/park-jongjin/reports/학부생_주간활동보고서_4주차_박종진_22212289_20261015.docx
+++ b/members/park-jongjin/reports/학부생_주간활동보고서_4주차_박종진_22212289_20261015.docx
@@ -837,20 +837,33 @@
               <w:rPr>
                 <w:sz w:val="16"/>
               </w:rPr>
-              <w:t xml:space="preserve">odom →planar→ base → torso → 팔 4관절 × 2 → tool0. 구동기 표 + </w:t>
+              <w:t xml:space="preserve">odom →planar→ base(REP 103) → torso → 팔 4관절 × 2, CAD → base 고정 변환 1개(cad_frame). 팀장 10/14 반영: 영점 = 팔 내림 · 팔꿈치 전방 굽힘(yaw origin rpy ∓90°), 공칭 축 + </w:t>
             </w:r>
             <w:r>
               <w:rPr>
                 <w:b/>
                 <w:sz w:val="16"/>
               </w:rPr>
+              <w:t>joint 원점 검증표</w:t>
+            </w:r>
+            <w:r>
+              <w:rPr>
+                <w:sz w:val="16"/>
+              </w:rPr>
+              <w:t xml:space="preserve">. </w:t>
+            </w:r>
+            <w:r>
+              <w:rPr>
+                <w:b/>
+                <w:sz w:val="16"/>
+              </w:rPr>
               <w:t>가정값 표 S1~S13</w:t>
             </w:r>
             <w:r>
               <w:rPr>
                 <w:sz w:val="16"/>
               </w:rPr>
-              <w:t xml:space="preserve">(값 · 출처 · 교체 항목): effort 100 N·m(피크), velocity 3.0 rad/s, armature 0(E6). 범위는 충돌 스윕 근거(roll 내전 19°, elbow 108°). 체크리스트 v0.3(balanceinertia off 반영) 자동 점검 </w:t>
+              <w:t xml:space="preserve">(effort 100 N·m 피크, velocity 3.0, armature 0). 체크리스트 </w:t>
             </w:r>
             <w:r>
               <w:rPr>
@@ -1150,7 +1163,7 @@
                 <w:sz w:val="16"/>
                 <w:szCs w:val="18"/>
               </w:rPr>
-              <w:t>① CAD → joint origin (Q1) — 축 = output-v1 대칭축, 점 = 디스크 중심 → ICD 좌표로 회전 R(x_r = z_c, y_r = x_c + 118.15, z_r = y_c) · mm → m. 링크 원점 = 그 관절 점, 영점 rpy 0 → origin = p_자식 − p_부모 (일반식 R_pᵀ(p_c − p_p)), 예 J2 − J1 = (0, 0.1079, −0.020) m. 메시 · COM은 R(v − P)/1000, 관성은 R I Rᵀ. 검증: pitch −90°에서 tool0 (0.495, 0.278, 1.191) m = 리치 495 mm · 어깨 1.20 m. 한계: CAD 조립 오차(1.4° · 7 mm)는 이상화. (근거: link-split §3, build_v0_urdf.py)</w:t>
+              <w:t>① CAD → joint origin (Q1) — 축 = output-v1 대칭축, 점 = 디스크 중심 → ICD 좌표로 회전 R(x_r = z_c, y_r = x_c + 118.15, z_r = y_c) · mm → m. 링크 원점 = 그 관절 점, 영점 rpy 0 → origin = p_자식 − p_부모 (일반식 R_pᵀ(p_c − p_p)), 예 J2 − J1 = (0, 0.1079, −0.020) m. 메시 · COM은 R(v − P)/1000, 관성은 R I Rᵀ. CAD 자세와 영점의 차이는 origin rpy로 흡수(yaw ∓π/2). 검증: CAD 자세 tool0 = CAD 플랜지(cad_frame 변환) 0.1 mm 이내. 조립 편차(1.37° · 7.4 mm)는 공칭으로 두고 검증표에 기록. (근거: link-split §3, build_v0_urdf.py)</w:t>
             </w:r>
           </w:p>
           <w:p>
@@ -1361,7 +1374,7 @@
               <w:rPr>
                 <w:sz w:val="16"/>
               </w:rPr>
-              <w:t>CAD 팔 4-DOF(목표 6-DOF) 공유 · +z 전방 여부 · 팔꿈치 영점 · 조립 이상 A1 전달 (10/13 질의) / 좌우 관절 축 +/− 규약: 거울(ICD 3.4) vs 같은 방향(G1) — B1 안은 거울 (assumptions §6)</w:t>
+              <w:t>(10/14 회신 반영) 4-DOF 유지 · REP 103 + 고정 변환 · 영점 재정의 · 조립 편차 A1 확인 요청(그림 첨부) — 손목 계획은 A1 확인 대기 / 좌우 축 +/− 규약 거울(ICD 3.4) 확인 요청 (함태훈 합의)</w:t>
             </w:r>
           </w:p>
         </w:tc>
@@ -1914,7 +1927,7 @@
         <w:rPr>
           <w:sz w:val="18"/>
         </w:rPr>
-        <w:t>C. 노트북 재현 (week04/img/repro/) — Windows · 한글 경로에서 v0_mjio.py → MuJoCo 뷰어: 영점 정지, 팔 슬라이더, base_vx 전진 정상</w:t>
+        <w:t>C. 노트북 재현 (week04/img/repro/, 10/13 영점 재정의 전 v0) — Windows · 한글 경로에서 v0_mjio.py → MuJoCo 뷰어: 영점 정지, 팔 슬라이더, base_vx 전진 정상</w:t>
       </w:r>
     </w:p>
     <w:p>
@@ -1943,6 +1956,98 @@
                     <a:xfrm>
                       <a:off x="0" y="0"/>
                       <a:ext cx="5580000" cy="1736000"/>
+                    </a:xfrm>
+                    <a:prstGeom prst="rect"/>
+                  </pic:spPr>
+                </pic:pic>
+              </a:graphicData>
+            </a:graphic>
+          </wp:inline>
+        </w:drawing>
+      </w:r>
+    </w:p>
+    <w:p>
+      <w:pPr>
+        <w:pageBreakBefore/>
+        <w:spacing w:after="60" w:line="276" w:lineRule="auto"/>
+      </w:pPr>
+      <w:r>
+        <w:rPr>
+          <w:sz w:val="18"/>
+        </w:rPr>
+        <w:t>D. joint 원점 검증표 (b1/models/joint-origin-check-v0.md) — URDF 공칭(축 직교 · 좌우 대칭) vs STEP 실측(RI85 출력 디스크 축) · 함태훈 검증과 일치</w:t>
+      </w:r>
+    </w:p>
+    <w:p>
+      <w:pPr>
+        <w:spacing w:after="60" w:line="276" w:lineRule="auto"/>
+      </w:pPr>
+      <w:r>
+        <w:rPr>
+          <w:sz w:val="16"/>
+        </w:rPr>
+        <w:t>· shoulder_pitch · roll: 축 각도차 ≤ 0.01°, 축선 거리 ≤ 0.1 mm (양팔)</w:t>
+      </w:r>
+    </w:p>
+    <w:p>
+      <w:pPr>
+        <w:spacing w:after="60" w:line="276" w:lineRule="auto"/>
+      </w:pPr>
+      <w:r>
+        <w:rPr>
+          <w:sz w:val="16"/>
+        </w:rPr>
+        <w:t>· shoulder_yaw · elbow: 1.37° (양팔, J2–J3 사이각 88.63°) / 축선 거리 left 2.2 · 0.9 mm, right 7.5 · 7.4 mm (right 상완 이하 7.2~7.4 mm 이동)</w:t>
+      </w:r>
+    </w:p>
+    <w:p>
+      <w:pPr>
+        <w:spacing w:after="60" w:line="276" w:lineRule="auto"/>
+      </w:pPr>
+      <w:r>
+        <w:rPr>
+          <w:sz w:val="16"/>
+        </w:rPr>
+        <w:t>· 구동기 출력 +방향 ≠ URDF 축: left yaw, right pitch · roll · elbow → B2에서 부호 반전 (B2 부호표 초안, 검증표 §2)</w:t>
+      </w:r>
+    </w:p>
+    <w:p>
+      <w:pPr>
+        <w:spacing w:after="60" w:line="276" w:lineRule="auto"/>
+      </w:pPr>
+      <w:r>
+        <w:rPr>
+          <w:sz w:val="16"/>
+        </w:rPr>
+        <w:t>· A1 확인 요청 그림(측정 부품 · 기준): week04/img/20261014_a1_deviation_request.png — 팀장 경유 전달</w:t>
+      </w:r>
+    </w:p>
+    <w:p>
+      <w:r>
+        <w:drawing>
+          <wp:inline xmlns:a="http://schemas.openxmlformats.org/drawingml/2006/main" xmlns:pic="http://schemas.openxmlformats.org/drawingml/2006/picture">
+            <wp:extent cx="5760000" cy="2952000"/>
+            <wp:docPr id="6" name="Picture 6"/>
+            <wp:cNvGraphicFramePr>
+              <a:graphicFrameLocks noChangeAspect="1"/>
+            </wp:cNvGraphicFramePr>
+            <a:graphic>
+              <a:graphicData uri="http://schemas.openxmlformats.org/drawingml/2006/picture">
+                <pic:pic>
+                  <pic:nvPicPr>
+                    <pic:cNvPr id="0" name="20261014_a1_deviation_request.png"/>
+                    <pic:cNvPicPr/>
+                  </pic:nvPicPr>
+                  <pic:blipFill>
+                    <a:blip r:embed="rId15"/>
+                    <a:stretch>
+                      <a:fillRect/>
+                    </a:stretch>
+                  </pic:blipFill>
+                  <pic:spPr>
+                    <a:xfrm>
+                      <a:off x="0" y="0"/>
+                      <a:ext cx="5760000" cy="2952000"/>
                     </a:xfrm>
                     <a:prstGeom prst="rect"/>
                   </pic:spPr>

--- a/members/park-jongjin/reports/학부생_주간활동보고서_4주차_박종진_22212289_20261015.docx
+++ b/members/park-jongjin/reports/학부생_주간활동보고서_4주차_박종진_22212289_20261015.docx
@@ -1927,7 +1927,7 @@
         <w:rPr>
           <w:sz w:val="18"/>
         </w:rPr>
-        <w:t>C. 노트북 재현 (week04/img/repro/, 10/13 영점 재정의 전 v0) — Windows · 한글 경로에서 v0_mjio.py → MuJoCo 뷰어: 영점 정지, 팔 슬라이더, base_vx 전진 정상</w:t>
+        <w:t>C. 노트북 재현 (week04/img/repro/, 10/14 영점 재정의 후) — Windows · 한글 경로에서 v0_mjio.py → MuJoCo 뷰어: 새 영점 정지, elbow + = 전방 굽힘 확인 (재정의 전 10/13 캡처도 repro/에 보관)</w:t>
       </w:r>
     </w:p>
     <w:p>
@@ -1943,7 +1943,7 @@
               <a:graphicData uri="http://schemas.openxmlformats.org/drawingml/2006/picture">
                 <pic:pic>
                   <pic:nvPicPr>
-                    <pic:cNvPr id="0" name="20261013_laptop_viewer_strip.png"/>
+                    <pic:cNvPr id="0" name="20261014_laptop_viewer_v01_strip.png"/>
                     <pic:cNvPicPr/>
                   </pic:nvPicPr>
                   <pic:blipFill>

--- a/members/park-jongjin/reports/학부생_주간활동보고서_4주차_박종진_22212289_20261015.docx
+++ b/members/park-jongjin/reports/학부생_주간활동보고서_4주차_박종진_22212289_20261015.docx
@@ -686,20 +686,20 @@
               <w:rPr>
                 <w:sz w:val="16"/>
               </w:rPr>
-              <w:t xml:space="preserve">STEP(10/13 수령) 최상위 38개를 OCCT로 읽어 부품 접촉(거리 0)으로 링크 판정 → 팔당 링크 4 + torso, RI85는 고정측 = 부모 · output-v1 = 자식. 출력 디스크 대칭축으로 관절 축 4개 추출. 발견: 팔당 RI85 4개 = </w:t>
+              <w:t xml:space="preserve">STEP을 OCCT로 읽어 부품 접촉으로 링크 판정 → 팔당 링크 4 + torso(RI85 고정측 = 부모, 출력부 = 자식), 출력 디스크 축으로 관절 4개 추출. 발견: </w:t>
             </w:r>
             <w:r>
               <w:rPr>
                 <w:b/>
                 <w:sz w:val="16"/>
               </w:rPr>
-              <w:t>4-DOF</w:t>
-            </w:r>
-            <w:r>
-              <w:rPr>
-                <w:sz w:val="16"/>
-              </w:rPr>
-              <w:t>(목표 6-DOF), 리치 495 mm, 조립 이상 4건(축 1.4°, 좌우 7 mm).</w:t>
+              <w:t>팔 4-DOF</w:t>
+            </w:r>
+            <w:r>
+              <w:rPr>
+                <w:sz w:val="16"/>
+              </w:rPr>
+              <w:t>(목표 6), 리치 495 mm, 조립 편차(1.37° · 7 mm).</w:t>
             </w:r>
           </w:p>
         </w:tc>
@@ -837,7 +837,7 @@
               <w:rPr>
                 <w:sz w:val="16"/>
               </w:rPr>
-              <w:t xml:space="preserve">odom →planar→ base(REP 103) → torso → 팔 4관절 × 2, CAD → base 고정 변환 1개(cad_frame). 팀장 10/14 반영: 영점 = 팔 내림 · 팔꿈치 전방 굽힘(yaw origin rpy ∓90°), 공칭 축 + </w:t>
+              <w:t xml:space="preserve">planar 베이스(REP 103) → torso → 팔 4관절 × 2, CAD → base 고정 변환 1개. 팀장 10/14 반영: 영점 재정의(yaw origin rpy ∓90°), 공칭 축 + </w:t>
             </w:r>
             <w:r>
               <w:rPr>
@@ -863,7 +863,7 @@
               <w:rPr>
                 <w:sz w:val="16"/>
               </w:rPr>
-              <w:t xml:space="preserve">(effort 100 N·m 피크, velocity 3.0, armature 0). 체크리스트 </w:t>
+              <w:t xml:space="preserve">(effort 100 N·m 피크 등). 체크리스트 </w:t>
             </w:r>
             <w:r>
               <w:rPr>
@@ -1014,7 +1014,7 @@
               <w:rPr>
                 <w:sz w:val="16"/>
               </w:rPr>
-              <w:t>함태훈 결과 미수령 → STEP에서 B1 임시 메시(visual 2만 면 · collision convex hull)와 재질 가정 관성을 직접 생성. robot.xml → robot_actuated.xml → scene.xml 로드: nq 11 · nu 11 · 75.80 kg, 4자세 접촉 0. 함태훈 검증 반영: 어깨 축 0.01° 일치, RI85 출력측 부품(ring2 · cover plate1) 통일 → elbow 2.268 kg 일치.</w:t>
+              <w:t>함태훈 결과 전 B1 임시 메시(visual · convex hull) · 재질 가정 관성 생성 → 3단 MJCF 로드(nq 11, 75.8 kg, 접촉 0), 노트북 재현. 함태훈 검증 반영: 축 일치, 출력측 부품 통일 → elbow 2.268 kg 일치.</w:t>
             </w:r>
           </w:p>
         </w:tc>
@@ -1210,7 +1210,7 @@
                 <w:sz w:val="16"/>
                 <w:szCs w:val="18"/>
               </w:rPr>
-              <w:t xml:space="preserve">③ 메시 · 관성 — visual(세밀) / collision(convex hull) 분리: hull은 요크 사이를 채워 범위가 보수적(elbow 108°, 실제는 더 넓음). 관성 비교: OCCT(FreeCAD 커널) 2.2677 vs trimesh 2.2630 kg(0.21 %) → 계산 오차보다 </w:t>
+              <w:t xml:space="preserve">③ 메시 · 관성 — hull은 요크 사이를 채워 범위가 보수적(elbow 108°). 관성 비교: OCCT(FreeCAD 커널) 2.2677 vs trimesh 2.2630 kg(0.21 %) → 계산 오차보다 </w:t>
             </w:r>
             <w:r>
               <w:rPr>
@@ -1225,7 +1225,7 @@
                 <w:sz w:val="16"/>
                 <w:szCs w:val="18"/>
               </w:rPr>
-              <w:t>(BOM 대조)이 지배적. 처음 함태훈 값과 0.1255 kg 차이 = 출력과 같이 도는 ring2 · cover plate1 누락이 원인. 한글 경로는 STL도 assets로 로드(v0_mjio.py).</w:t>
+              <w:t>(BOM 대조)이 지배적. 처음 함태훈 값과 0.1255 kg 차이 = 출력과 같이 도는 ring2 · cover plate1 누락이 원인.</w:t>
             </w:r>
           </w:p>
         </w:tc>
@@ -1374,7 +1374,7 @@
               <w:rPr>
                 <w:sz w:val="16"/>
               </w:rPr>
-              <w:t>(10/14 회신 반영) 4-DOF 유지 · REP 103 + 고정 변환 · 영점 재정의 · 조립 편차 A1 확인 요청(그림 첨부) — 손목 계획은 A1 확인 대기 / 좌우 축 +/− 규약 거울(ICD 3.4) 확인 요청 (함태훈 합의)</w:t>
+              <w:t>조립 편차 · 손목 계획 A1 확인 대기(10/14 그림 전달) / 좌우 축 +/− 규약 거울(ICD 3.4) 확인 요청 (함태훈 합의)</w:t>
             </w:r>
           </w:p>
         </w:tc>
@@ -1432,7 +1432,7 @@
               <w:rPr>
                 <w:sz w:val="16"/>
               </w:rPr>
-              <w:t>RI85 사양 ICD 요청서 v0.1(함태훈 검토 반영: 출력축 반사관성 · 효율 · 백래시) 발송 / C3 평면 베이스 채택 회신 대기</w:t>
+              <w:t>RI85 사양 요청서 v0.1 → A2 질의 중(10/14) / C3 평면 베이스 채택 회신 대기</w:t>
             </w:r>
           </w:p>
         </w:tc>
@@ -1633,7 +1633,7 @@
               <w:rPr>
                 <w:sz w:val="16"/>
               </w:rPr>
-              <w:t>함태훈 링크별 질량 · 관성표와 B1 임시 관성 대조표 → 5 % 넘는 링크 원인 기록, v0.1 교체</w:t>
+              <w:t>함태훈 관성표 기준 대조(5 % 초과 원인 기록) + 밀도 Al 통일 → v1</w:t>
             </w:r>
           </w:p>
         </w:tc>
@@ -1698,7 +1698,7 @@
               <w:rPr>
                 <w:sz w:val="16"/>
               </w:rPr>
-              <w:t>팀장 회신(4-DOF · 전방 · 영점 · 베이스) 반영 v0.1 URDF 재생성 + 체크리스트 25항목 재점검</w:t>
+              <w:t>A1 · A2 회신(편차 의도 · RI85 사양) 반영 v1 재생성 + 체크리스트 재점검</w:t>
             </w:r>
           </w:p>
         </w:tc>
@@ -1763,7 +1763,7 @@
               <w:rPr>
                 <w:sz w:val="16"/>
               </w:rPr>
-              <w:t>노트북(MuJoCo 3.14.0, 한글 경로)에서 v0_mjio.py 뷰어 실행 · 관절 슬라이더 캡처 — 마감 10/22(목), week05</w:t>
+              <w:t>중력보상 토크로 수평 처짐 상쇄 확인 · 캡처 — 마감 10/22(목), week05</w:t>
             </w:r>
           </w:p>
         </w:tc>

--- a/members/park-jongjin/reports/학부생_주간활동보고서_4주차_박종진_22212289_20261015.docx
+++ b/members/park-jongjin/reports/학부생_주간활동보고서_4주차_박종진_22212289_20261015.docx
@@ -1014,7 +1014,7 @@
               <w:rPr>
                 <w:sz w:val="16"/>
               </w:rPr>
-              <w:t>함태훈 결과 전 B1 임시 메시(visual · convex hull) · 재질 가정 관성 생성 → 3단 MJCF 로드(nq 11, 75.8 kg, 접촉 0), 노트북 재현. 함태훈 검증 반영: 축 일치, 출력측 부품 통일 → elbow 2.268 kg 일치.</w:t>
+              <w:t>함태훈 메시 · inertial(f9c9eff)을 골격 링크 프레임으로 평행이동(축 방향 17~22 mm)해 합침 → 3단 MJCF 로드(nq 11, 74.1 kg, 접촉 0) · 캡처. B1 임시 관성과 질량 차 ≤ 6.4 %(밀도 가정 차, v1에서 통일).</w:t>
             </w:r>
           </w:p>
         </w:tc>
@@ -1044,19 +1044,7 @@
               <w:rPr>
                 <w:sz w:val="16"/>
               </w:rPr>
-              <w:t>90 %</w:t>
-            </w:r>
-          </w:p>
-          <w:p>
-            <w:pPr>
-              <w:spacing w:line="214" w:lineRule="exact"/>
-              <w:jc w:val="center"/>
-            </w:pPr>
-            <w:r>
-              <w:rPr>
-                <w:sz w:val="16"/>
-              </w:rPr>
-              <w:t>(관성 한 벌 통합)</w:t>
+              <w:t>100 %</w:t>
             </w:r>
           </w:p>
         </w:tc>
@@ -1089,7 +1077,7 @@
                 <w:rFonts w:hint="eastAsia"/>
                 <w:sz w:val="16"/>
               </w:rPr>
-              <w:t>b1/models/v0/ · week04/img/20261013_v0_mujoco.png · week04</w:t>
+              <w:t>b1/models/v0/ · week04/img/20261014_v0_merged_mujoco.png · week04</w:t>
             </w:r>
           </w:p>
         </w:tc>
@@ -1179,7 +1167,7 @@
                 <w:sz w:val="16"/>
                 <w:szCs w:val="18"/>
               </w:rPr>
-              <w:t xml:space="preserve">② effort = 피크 토크 (Q2) — 시뮬 힘 제한은 물리적 최대값 → URDF effort → 관절 actuatorfrcrange + 액추에이터 forcerange ±100 N·m. 정격은 발열(시간) 한계라 제어기 · 안전 리밋. ctrlrange = 명령 각도(inheritrange로 관절 범위) ≠ forcerange(힘). 팔 앞 수평 필요 토크 23.8 / 38.4 N·m(0 / 3 kg, 손계산 = MuJoCo) → PDR 여유 20 %엔 </w:t>
+              <w:t xml:space="preserve">② effort = 피크 토크 (Q2) — 시뮬 힘 제한은 물리적 최대값 → URDF effort → 관절 actuatorfrcrange + 액추에이터 forcerange ±100 N·m. 정격은 발열(시간) 한계라 제어기 · 안전 리밋. ctrlrange = 명령 각도(inheritrange로 관절 범위) ≠ forcerange(힘). 팔 앞 수평 + 3 kg 필요 토크 37.3 N·m(함태훈 관성, 손계산 = MuJoCo), 강 가정 상한 38.4 → PDR 여유 20 %엔 </w:t>
             </w:r>
             <w:r>
               <w:rPr>
@@ -1194,7 +1182,7 @@
                 <w:sz w:val="16"/>
                 <w:szCs w:val="18"/>
               </w:rPr>
-              <w:t>. 처짐 0.0791 rad = τg/kp 0.0794 (kp 300). (근거: assumptions §4, checklist E4 · E7 · F3)</w:t>
+              <w:t>. 처짐 0.0755 rad = τg/kp 0.0758 (kp 300). (근거: assumptions §4, checklist E4 · E7 · F3)</w:t>
             </w:r>
           </w:p>
           <w:p>
@@ -1858,7 +1846,7 @@
         <w:rPr>
           <w:sz w:val="18"/>
         </w:rPr>
-        <w:t>B. v0 MuJoCo 로드 (week04/img/20261013_v0_mujoco.png) — 영점 · pitch −90° · roll 외전 · 임의 자세, 모두 접촉 0</w:t>
+        <w:t>B. v0 MuJoCo 로드 — 함태훈 메시 · inertial + 박종진 골격 (week04/img/20261014_v0_merged_mujoco.png): 영점 · pitch −90° · roll 외전 · 팔꿈치 굽힘, 접촉 0</w:t>
       </w:r>
     </w:p>
     <w:p>
@@ -1874,7 +1862,7 @@
               <a:graphicData uri="http://schemas.openxmlformats.org/drawingml/2006/picture">
                 <pic:pic>
                   <pic:nvPicPr>
-                    <pic:cNvPr id="0" name="20261013_v0_mujoco.png"/>
+                    <pic:cNvPr id="0" name="20261014_v0_merged_mujoco.png"/>
                     <pic:cNvPicPr/>
                   </pic:nvPicPr>
                   <pic:blipFill>

--- a/members/park-jongjin/reports/학부생_주간활동보고서_4주차_박종진_22212289_20261015.docx
+++ b/members/park-jongjin/reports/학부생_주간활동보고서_4주차_박종진_22212289_20261015.docx
@@ -1915,14 +1915,14 @@
         <w:rPr>
           <w:sz w:val="18"/>
         </w:rPr>
-        <w:t>C. 노트북 재현 (week04/img/repro/, 10/14 영점 재정의 후) — Windows · 한글 경로에서 v0_mjio.py → MuJoCo 뷰어: 새 영점 정지, elbow + = 전방 굽힘 확인 (재정의 전 10/13 캡처도 repro/에 보관)</w:t>
+        <w:t>C. 노트북 재현 (week04/img/repro/, 10/14 통합 v0) — Windows · 한글 경로에서 v0_mjio.py → MuJoCo 뷰어: 질량 74.10 kg(통합 모델) 로드, 영점 정지, elbow + = 전방 굽힘 · roll 외전 확인 (이전 10/13 · 10/14 v0.1 캡처도 repro/에 보관)</w:t>
       </w:r>
     </w:p>
     <w:p>
       <w:r>
         <w:drawing>
           <wp:inline xmlns:a="http://schemas.openxmlformats.org/drawingml/2006/main" xmlns:pic="http://schemas.openxmlformats.org/drawingml/2006/picture">
-            <wp:extent cx="5580000" cy="1736000"/>
+            <wp:extent cx="5760000" cy="2555867"/>
             <wp:docPr id="5" name="Picture 5"/>
             <wp:cNvGraphicFramePr>
               <a:graphicFrameLocks noChangeAspect="1"/>
@@ -1931,7 +1931,7 @@
               <a:graphicData uri="http://schemas.openxmlformats.org/drawingml/2006/picture">
                 <pic:pic>
                   <pic:nvPicPr>
-                    <pic:cNvPr id="0" name="20261014_laptop_viewer_v01_strip.png"/>
+                    <pic:cNvPr id="0" name="20261014_laptop_merged_strip.png"/>
                     <pic:cNvPicPr/>
                   </pic:nvPicPr>
                   <pic:blipFill>
@@ -1943,7 +1943,7 @@
                   <pic:spPr>
                     <a:xfrm>
                       <a:off x="0" y="0"/>
-                      <a:ext cx="5580000" cy="1736000"/>
+                      <a:ext cx="5760000" cy="2555867"/>
                     </a:xfrm>
                     <a:prstGeom prst="rect"/>
                   </pic:spPr>

--- a/members/park-jongjin/reports/학부생_주간활동보고서_4주차_박종진_22212289_20261015.docx
+++ b/members/park-jongjin/reports/학부생_주간활동보고서_4주차_박종진_22212289_20261015.docx
@@ -1806,7 +1806,7 @@
       <w:r>
         <w:drawing>
           <wp:inline xmlns:a="http://schemas.openxmlformats.org/drawingml/2006/main" xmlns:pic="http://schemas.openxmlformats.org/drawingml/2006/picture">
-            <wp:extent cx="4140000" cy="2587500"/>
+            <wp:extent cx="3600000" cy="2250000"/>
             <wp:docPr id="3" name="Picture 3"/>
             <wp:cNvGraphicFramePr>
               <a:graphicFrameLocks noChangeAspect="1"/>
@@ -1827,7 +1827,7 @@
                   <pic:spPr>
                     <a:xfrm>
                       <a:off x="0" y="0"/>
-                      <a:ext cx="4140000" cy="2587500"/>
+                      <a:ext cx="3600000" cy="2250000"/>
                     </a:xfrm>
                     <a:prstGeom prst="rect"/>
                   </pic:spPr>
@@ -1909,6 +1909,7 @@
     </w:p>
     <w:p>
       <w:pPr>
+        <w:keepNext/>
         <w:spacing w:after="60" w:line="276" w:lineRule="auto"/>
       </w:pPr>
       <w:r>
@@ -1922,7 +1923,7 @@
       <w:r>
         <w:drawing>
           <wp:inline xmlns:a="http://schemas.openxmlformats.org/drawingml/2006/main" xmlns:pic="http://schemas.openxmlformats.org/drawingml/2006/picture">
-            <wp:extent cx="5760000" cy="2555867"/>
+            <wp:extent cx="4320000" cy="1916900"/>
             <wp:docPr id="5" name="Picture 5"/>
             <wp:cNvGraphicFramePr>
               <a:graphicFrameLocks noChangeAspect="1"/>
@@ -1943,7 +1944,7 @@
                   <pic:spPr>
                     <a:xfrm>
                       <a:off x="0" y="0"/>
-                      <a:ext cx="5760000" cy="2555867"/>
+                      <a:ext cx="4320000" cy="1916900"/>
                     </a:xfrm>
                     <a:prstGeom prst="rect"/>
                   </pic:spPr>
@@ -2014,7 +2015,7 @@
       <w:r>
         <w:drawing>
           <wp:inline xmlns:a="http://schemas.openxmlformats.org/drawingml/2006/main" xmlns:pic="http://schemas.openxmlformats.org/drawingml/2006/picture">
-            <wp:extent cx="5760000" cy="2952000"/>
+            <wp:extent cx="6120000" cy="3136500"/>
             <wp:docPr id="6" name="Picture 6"/>
             <wp:cNvGraphicFramePr>
               <a:graphicFrameLocks noChangeAspect="1"/>
@@ -2035,7 +2036,7 @@
                   <pic:spPr>
                     <a:xfrm>
                       <a:off x="0" y="0"/>
-                      <a:ext cx="5760000" cy="2952000"/>
+                      <a:ext cx="6120000" cy="3136500"/>
                     </a:xfrm>
                     <a:prstGeom prst="rect"/>
                   </pic:spPr>
